--- a/downloads/editable-docx/LS-TMP-006_Design_Review_Form.docx
+++ b/downloads/editable-docx/LS-TMP-006_Design_Review_Form.docx
@@ -2,175 +2,113 @@
 <file path=word/document.xml><?xml version="1.0" encoding="utf-8"?>
 <w:document xmlns:wpc="http://schemas.microsoft.com/office/word/2010/wordprocessingCanvas" xmlns:mo="http://schemas.microsoft.com/office/mac/office/2008/main" xmlns:mc="http://schemas.openxmlformats.org/markup-compatibility/2006" xmlns:mv="urn:schemas-microsoft-com:mac:vml" xmlns:o="urn:schemas-microsoft-com:office:office" xmlns:r="http://schemas.openxmlformats.org/officeDocument/2006/relationships" xmlns:m="http://schemas.openxmlformats.org/officeDocument/2006/math" xmlns:v="urn:schemas-microsoft-com:vml" xmlns:wp14="http://schemas.microsoft.com/office/word/2010/wordprocessingDrawing" xmlns:wp="http://schemas.openxmlformats.org/drawingml/2006/wordprocessingDrawing" xmlns:w10="urn:schemas-microsoft-com:office:word" xmlns:w="http://schemas.openxmlformats.org/wordprocessingml/2006/main" xmlns:w14="http://schemas.microsoft.com/office/word/2010/wordml" xmlns:wpg="http://schemas.microsoft.com/office/word/2010/wordprocessingGroup" xmlns:wpi="http://schemas.microsoft.com/office/word/2010/wordprocessingInk" xmlns:wne="http://schemas.microsoft.com/office/word/2006/wordml" xmlns:wps="http://schemas.microsoft.com/office/word/2010/wordprocessingShape" mc:Ignorable="w14 wp14">
   <w:body>
+    <w:tbl>
+      <w:tblPr>
+        <w:tblW w:type="auto" w:w="0"/>
+        <w:tblLayout w:type="fixed"/>
+        <w:tblLook w:firstColumn="1" w:firstRow="1" w:lastColumn="0" w:lastRow="0" w:noHBand="0" w:noVBand="1" w:val="04A0"/>
+      </w:tblPr>
+      <w:tblGrid>
+        <w:gridCol w:w="7632"/>
+        <w:gridCol w:w="2736"/>
+      </w:tblGrid>
+      <w:tr>
+        <w:tc>
+          <w:tcPr>
+            <w:tcW w:type="dxa" w:w="5328"/>
+            <w:tcBorders>
+              <w:top w:val="single" w:sz="0" w:space="0" w:color="FFFFFF"/>
+              <w:left w:val="single" w:sz="0" w:space="0" w:color="FFFFFF"/>
+              <w:bottom w:val="single" w:sz="0" w:space="0" w:color="FFFFFF"/>
+              <w:right w:val="single" w:sz="0" w:space="0" w:color="FFFFFF"/>
+            </w:tcBorders>
+          </w:tcPr>
+          <w:p>
+            <w:r/>
+            <w:r>
+              <w:rPr>
+                <w:rFonts w:ascii="Aptos Display" w:hAnsi="Aptos Display" w:eastAsia="Aptos Display"/>
+                <w:b/>
+                <w:sz w:val="44"/>
+                <w:color w:val="0B1F3A"/>
+              </w:rPr>
+              <w:t>Design Review Form</w:t>
+            </w:r>
+          </w:p>
+        </w:tc>
+        <w:tc>
+          <w:tcPr>
+            <w:tcW w:type="dxa" w:w="5328"/>
+            <w:tcBorders>
+              <w:top w:val="single" w:sz="0" w:space="0" w:color="FFFFFF"/>
+              <w:left w:val="single" w:sz="0" w:space="0" w:color="FFFFFF"/>
+              <w:bottom w:val="single" w:sz="0" w:space="0" w:color="FFFFFF"/>
+              <w:right w:val="single" w:sz="0" w:space="0" w:color="FFFFFF"/>
+            </w:tcBorders>
+          </w:tcPr>
+          <w:p>
+            <w:pPr>
+              <w:jc w:val="right"/>
+            </w:pPr>
+            <w:r/>
+            <w:r>
+              <w:rPr>
+                <w:rFonts w:ascii="Aptos" w:hAnsi="Aptos" w:eastAsia="Aptos"/>
+                <w:b/>
+                <w:sz w:val="20"/>
+                <w:color w:val="0B1F3A"/>
+              </w:rPr>
+              <w:t>LOCKWOODSTEM</w:t>
+            </w:r>
+          </w:p>
+          <w:p>
+            <w:pPr>
+              <w:jc w:val="right"/>
+            </w:pPr>
+            <w:r>
+              <w:rPr>
+                <w:rFonts w:ascii="Aptos" w:hAnsi="Aptos" w:eastAsia="Aptos"/>
+                <w:sz w:val="18"/>
+                <w:color w:val="475569"/>
+              </w:rPr>
+              <w:t>LS-TMP-006</w:t>
+            </w:r>
+          </w:p>
+        </w:tc>
+      </w:tr>
+    </w:tbl>
     <w:p>
       <w:pPr>
-        <w:spacing w:after="80"/>
+        <w:spacing w:after="200"/>
       </w:pPr>
       <w:r>
         <w:rPr>
-          <w:b/>
-          <w:sz w:val="36"/>
+          <w:rFonts w:ascii="Aptos" w:hAnsi="Aptos" w:eastAsia="Aptos"/>
+          <w:sz w:val="20"/>
+          <w:color w:val="475569"/>
         </w:rPr>
-        <w:t>Design Review Form</w:t>
-      </w:r>
-    </w:p>
-    <w:p>
-      <w:r>
-        <w:rPr>
-          <w:sz w:val="20"/>
-        </w:rPr>
-        <w:t>Use this form to summarize a design, collect feedback, and record the next revision decision.</w:t>
+        <w:t>LockwoodSTEM template for summarizing a design, collecting feedback, and recording the next revision decision.</w:t>
       </w:r>
     </w:p>
     <w:tbl>
       <w:tblPr>
         <w:tblW w:type="auto" w:w="0"/>
-        <w:jc w:val="center"/>
+        <w:tblLayout w:type="fixed"/>
         <w:tblLook w:firstColumn="1" w:firstRow="1" w:lastColumn="0" w:lastRow="0" w:noHBand="0" w:noVBand="1" w:val="04A0"/>
       </w:tblPr>
       <w:tblGrid>
-        <w:gridCol w:w="2628"/>
-        <w:gridCol w:w="2628"/>
-        <w:gridCol w:w="2628"/>
-        <w:gridCol w:w="2628"/>
+        <w:gridCol w:w="10368"/>
       </w:tblGrid>
       <w:tr>
         <w:tc>
           <w:tcPr>
-            <w:tcW w:type="dxa" w:w="2628"/>
-            <w:shd w:fill="F8FAFC"/>
+            <w:tcW w:type="dxa" w:w="10656"/>
+            <w:shd w:fill="C8A24A"/>
             <w:tcBorders>
-              <w:top w:val="single" w:sz="8" w:space="0" w:color="BFC9D6"/>
-              <w:left w:val="single" w:sz="8" w:space="0" w:color="BFC9D6"/>
-              <w:bottom w:val="single" w:sz="8" w:space="0" w:color="BFC9D6"/>
-              <w:right w:val="single" w:sz="8" w:space="0" w:color="BFC9D6"/>
-              <w:insideH w:val="single" w:sz="8" w:space="0" w:color="BFC9D6"/>
-              <w:insideV w:val="single" w:sz="8" w:space="0" w:color="BFC9D6"/>
-            </w:tcBorders>
-          </w:tcPr>
-          <w:p>
-            <w:r>
-              <w:t>Name:</w:t>
-            </w:r>
-          </w:p>
-        </w:tc>
-        <w:tc>
-          <w:tcPr>
-            <w:tcW w:type="dxa" w:w="2628"/>
-            <w:shd w:fill="F8FAFC"/>
-            <w:tcBorders>
-              <w:top w:val="single" w:sz="8" w:space="0" w:color="BFC9D6"/>
-              <w:left w:val="single" w:sz="8" w:space="0" w:color="BFC9D6"/>
-              <w:bottom w:val="single" w:sz="8" w:space="0" w:color="BFC9D6"/>
-              <w:right w:val="single" w:sz="8" w:space="0" w:color="BFC9D6"/>
-              <w:insideH w:val="single" w:sz="8" w:space="0" w:color="BFC9D6"/>
-              <w:insideV w:val="single" w:sz="8" w:space="0" w:color="BFC9D6"/>
-            </w:tcBorders>
-          </w:tcPr>
-          <w:p>
-            <w:r>
-              <w:t>Date:</w:t>
-            </w:r>
-          </w:p>
-        </w:tc>
-        <w:tc>
-          <w:tcPr>
-            <w:tcW w:type="dxa" w:w="2628"/>
-            <w:shd w:fill="F8FAFC"/>
-            <w:tcBorders>
-              <w:top w:val="single" w:sz="8" w:space="0" w:color="BFC9D6"/>
-              <w:left w:val="single" w:sz="8" w:space="0" w:color="BFC9D6"/>
-              <w:bottom w:val="single" w:sz="8" w:space="0" w:color="BFC9D6"/>
-              <w:right w:val="single" w:sz="8" w:space="0" w:color="BFC9D6"/>
-              <w:insideH w:val="single" w:sz="8" w:space="0" w:color="BFC9D6"/>
-              <w:insideV w:val="single" w:sz="8" w:space="0" w:color="BFC9D6"/>
-            </w:tcBorders>
-          </w:tcPr>
-          <w:p>
-            <w:r>
-              <w:t>Course:</w:t>
-            </w:r>
-          </w:p>
-        </w:tc>
-        <w:tc>
-          <w:tcPr>
-            <w:tcW w:type="dxa" w:w="2628"/>
-            <w:shd w:fill="F8FAFC"/>
-            <w:tcBorders>
-              <w:top w:val="single" w:sz="8" w:space="0" w:color="BFC9D6"/>
-              <w:left w:val="single" w:sz="8" w:space="0" w:color="BFC9D6"/>
-              <w:bottom w:val="single" w:sz="8" w:space="0" w:color="BFC9D6"/>
-              <w:right w:val="single" w:sz="8" w:space="0" w:color="BFC9D6"/>
-              <w:insideH w:val="single" w:sz="8" w:space="0" w:color="BFC9D6"/>
-              <w:insideV w:val="single" w:sz="8" w:space="0" w:color="BFC9D6"/>
-            </w:tcBorders>
-          </w:tcPr>
-          <w:p>
-            <w:r>
-              <w:t>Project:</w:t>
-            </w:r>
-          </w:p>
-        </w:tc>
-      </w:tr>
-      <w:tr>
-        <w:tc>
-          <w:tcPr>
-            <w:tcW w:type="dxa" w:w="2628"/>
-            <w:tcBorders>
-              <w:top w:val="single" w:sz="8" w:space="0" w:color="BFC9D6"/>
-              <w:left w:val="single" w:sz="8" w:space="0" w:color="BFC9D6"/>
-              <w:bottom w:val="single" w:sz="8" w:space="0" w:color="BFC9D6"/>
-              <w:right w:val="single" w:sz="8" w:space="0" w:color="BFC9D6"/>
-              <w:insideH w:val="single" w:sz="8" w:space="0" w:color="BFC9D6"/>
-              <w:insideV w:val="single" w:sz="8" w:space="0" w:color="BFC9D6"/>
-            </w:tcBorders>
-          </w:tcPr>
-          <w:p>
-            <w:r/>
-          </w:p>
-        </w:tc>
-        <w:tc>
-          <w:tcPr>
-            <w:tcW w:type="dxa" w:w="2628"/>
-            <w:tcBorders>
-              <w:top w:val="single" w:sz="8" w:space="0" w:color="BFC9D6"/>
-              <w:left w:val="single" w:sz="8" w:space="0" w:color="BFC9D6"/>
-              <w:bottom w:val="single" w:sz="8" w:space="0" w:color="BFC9D6"/>
-              <w:right w:val="single" w:sz="8" w:space="0" w:color="BFC9D6"/>
-              <w:insideH w:val="single" w:sz="8" w:space="0" w:color="BFC9D6"/>
-              <w:insideV w:val="single" w:sz="8" w:space="0" w:color="BFC9D6"/>
-            </w:tcBorders>
-          </w:tcPr>
-          <w:p>
-            <w:r/>
-          </w:p>
-        </w:tc>
-        <w:tc>
-          <w:tcPr>
-            <w:tcW w:type="dxa" w:w="2628"/>
-            <w:tcBorders>
-              <w:top w:val="single" w:sz="8" w:space="0" w:color="BFC9D6"/>
-              <w:left w:val="single" w:sz="8" w:space="0" w:color="BFC9D6"/>
-              <w:bottom w:val="single" w:sz="8" w:space="0" w:color="BFC9D6"/>
-              <w:right w:val="single" w:sz="8" w:space="0" w:color="BFC9D6"/>
-              <w:insideH w:val="single" w:sz="8" w:space="0" w:color="BFC9D6"/>
-              <w:insideV w:val="single" w:sz="8" w:space="0" w:color="BFC9D6"/>
-            </w:tcBorders>
-          </w:tcPr>
-          <w:p>
-            <w:r/>
-          </w:p>
-        </w:tc>
-        <w:tc>
-          <w:tcPr>
-            <w:tcW w:type="dxa" w:w="2628"/>
-            <w:tcBorders>
-              <w:top w:val="single" w:sz="8" w:space="0" w:color="BFC9D6"/>
-              <w:left w:val="single" w:sz="8" w:space="0" w:color="BFC9D6"/>
-              <w:bottom w:val="single" w:sz="8" w:space="0" w:color="BFC9D6"/>
-              <w:right w:val="single" w:sz="8" w:space="0" w:color="BFC9D6"/>
-              <w:insideH w:val="single" w:sz="8" w:space="0" w:color="BFC9D6"/>
-              <w:insideV w:val="single" w:sz="8" w:space="0" w:color="BFC9D6"/>
+              <w:top w:val="single" w:sz="0" w:space="0" w:color="C8A24A"/>
+              <w:left w:val="single" w:sz="0" w:space="0" w:color="C8A24A"/>
+              <w:bottom w:val="single" w:sz="0" w:space="0" w:color="C8A24A"/>
+              <w:right w:val="single" w:sz="0" w:space="0" w:color="C8A24A"/>
             </w:tcBorders>
           </w:tcPr>
           <w:p>
@@ -179,12 +117,222 @@
         </w:tc>
       </w:tr>
     </w:tbl>
-    <w:p/>
+    <w:tbl>
+      <w:tblPr>
+        <w:tblW w:type="auto" w:w="0"/>
+        <w:jc w:val="center"/>
+        <w:tblLayout w:type="fixed"/>
+        <w:tblLook w:firstColumn="1" w:firstRow="1" w:lastColumn="0" w:lastRow="0" w:noHBand="0" w:noVBand="1" w:val="04A0"/>
+      </w:tblPr>
+      <w:tblGrid>
+        <w:gridCol w:w="2592"/>
+        <w:gridCol w:w="2592"/>
+        <w:gridCol w:w="2592"/>
+        <w:gridCol w:w="2592"/>
+      </w:tblGrid>
+      <w:tr>
+        <w:tc>
+          <w:tcPr>
+            <w:tcW w:type="dxa" w:w="2664"/>
+            <w:shd w:fill="0B1F3A"/>
+            <w:tcBorders>
+              <w:top w:val="single" w:sz="8" w:space="0" w:color="AAB7C8"/>
+              <w:left w:val="single" w:sz="8" w:space="0" w:color="AAB7C8"/>
+              <w:bottom w:val="single" w:sz="8" w:space="0" w:color="AAB7C8"/>
+              <w:right w:val="single" w:sz="8" w:space="0" w:color="AAB7C8"/>
+            </w:tcBorders>
+          </w:tcPr>
+          <w:p>
+            <w:r/>
+            <w:r>
+              <w:rPr>
+                <w:rFonts w:ascii="Aptos" w:hAnsi="Aptos" w:eastAsia="Aptos"/>
+                <w:b/>
+                <w:sz w:val="18"/>
+                <w:color w:val="FFFFFF"/>
+              </w:rPr>
+              <w:t>Name</w:t>
+            </w:r>
+          </w:p>
+        </w:tc>
+        <w:tc>
+          <w:tcPr>
+            <w:tcW w:type="dxa" w:w="2664"/>
+            <w:shd w:fill="0B1F3A"/>
+            <w:tcBorders>
+              <w:top w:val="single" w:sz="8" w:space="0" w:color="AAB7C8"/>
+              <w:left w:val="single" w:sz="8" w:space="0" w:color="AAB7C8"/>
+              <w:bottom w:val="single" w:sz="8" w:space="0" w:color="AAB7C8"/>
+              <w:right w:val="single" w:sz="8" w:space="0" w:color="AAB7C8"/>
+            </w:tcBorders>
+          </w:tcPr>
+          <w:p>
+            <w:r/>
+            <w:r>
+              <w:rPr>
+                <w:rFonts w:ascii="Aptos" w:hAnsi="Aptos" w:eastAsia="Aptos"/>
+                <w:b/>
+                <w:sz w:val="18"/>
+                <w:color w:val="FFFFFF"/>
+              </w:rPr>
+              <w:t>Date</w:t>
+            </w:r>
+          </w:p>
+        </w:tc>
+        <w:tc>
+          <w:tcPr>
+            <w:tcW w:type="dxa" w:w="2664"/>
+            <w:shd w:fill="0B1F3A"/>
+            <w:tcBorders>
+              <w:top w:val="single" w:sz="8" w:space="0" w:color="AAB7C8"/>
+              <w:left w:val="single" w:sz="8" w:space="0" w:color="AAB7C8"/>
+              <w:bottom w:val="single" w:sz="8" w:space="0" w:color="AAB7C8"/>
+              <w:right w:val="single" w:sz="8" w:space="0" w:color="AAB7C8"/>
+            </w:tcBorders>
+          </w:tcPr>
+          <w:p>
+            <w:r/>
+            <w:r>
+              <w:rPr>
+                <w:rFonts w:ascii="Aptos" w:hAnsi="Aptos" w:eastAsia="Aptos"/>
+                <w:b/>
+                <w:sz w:val="18"/>
+                <w:color w:val="FFFFFF"/>
+              </w:rPr>
+              <w:t>Course</w:t>
+            </w:r>
+          </w:p>
+        </w:tc>
+        <w:tc>
+          <w:tcPr>
+            <w:tcW w:type="dxa" w:w="2664"/>
+            <w:shd w:fill="0B1F3A"/>
+            <w:tcBorders>
+              <w:top w:val="single" w:sz="8" w:space="0" w:color="AAB7C8"/>
+              <w:left w:val="single" w:sz="8" w:space="0" w:color="AAB7C8"/>
+              <w:bottom w:val="single" w:sz="8" w:space="0" w:color="AAB7C8"/>
+              <w:right w:val="single" w:sz="8" w:space="0" w:color="AAB7C8"/>
+            </w:tcBorders>
+          </w:tcPr>
+          <w:p>
+            <w:r/>
+            <w:r>
+              <w:rPr>
+                <w:rFonts w:ascii="Aptos" w:hAnsi="Aptos" w:eastAsia="Aptos"/>
+                <w:b/>
+                <w:sz w:val="18"/>
+                <w:color w:val="FFFFFF"/>
+              </w:rPr>
+              <w:t>Project</w:t>
+            </w:r>
+          </w:p>
+        </w:tc>
+      </w:tr>
+      <w:tr>
+        <w:tc>
+          <w:tcPr>
+            <w:tcW w:type="dxa" w:w="2664"/>
+            <w:shd w:fill="FFFFFF"/>
+            <w:tcBorders>
+              <w:top w:val="single" w:sz="8" w:space="0" w:color="AAB7C8"/>
+              <w:left w:val="single" w:sz="8" w:space="0" w:color="AAB7C8"/>
+              <w:bottom w:val="single" w:sz="8" w:space="0" w:color="AAB7C8"/>
+              <w:right w:val="single" w:sz="8" w:space="0" w:color="AAB7C8"/>
+            </w:tcBorders>
+          </w:tcPr>
+          <w:p>
+            <w:r/>
+            <w:r>
+              <w:rPr>
+                <w:rFonts w:ascii="Aptos" w:hAnsi="Aptos" w:eastAsia="Aptos"/>
+                <w:b w:val="0"/>
+                <w:sz w:val="18"/>
+                <w:color w:val="102033"/>
+              </w:rPr>
+            </w:r>
+          </w:p>
+        </w:tc>
+        <w:tc>
+          <w:tcPr>
+            <w:tcW w:type="dxa" w:w="2664"/>
+            <w:shd w:fill="FFFFFF"/>
+            <w:tcBorders>
+              <w:top w:val="single" w:sz="8" w:space="0" w:color="AAB7C8"/>
+              <w:left w:val="single" w:sz="8" w:space="0" w:color="AAB7C8"/>
+              <w:bottom w:val="single" w:sz="8" w:space="0" w:color="AAB7C8"/>
+              <w:right w:val="single" w:sz="8" w:space="0" w:color="AAB7C8"/>
+            </w:tcBorders>
+          </w:tcPr>
+          <w:p>
+            <w:r/>
+            <w:r>
+              <w:rPr>
+                <w:rFonts w:ascii="Aptos" w:hAnsi="Aptos" w:eastAsia="Aptos"/>
+                <w:b w:val="0"/>
+                <w:sz w:val="18"/>
+                <w:color w:val="102033"/>
+              </w:rPr>
+            </w:r>
+          </w:p>
+        </w:tc>
+        <w:tc>
+          <w:tcPr>
+            <w:tcW w:type="dxa" w:w="2664"/>
+            <w:shd w:fill="FFFFFF"/>
+            <w:tcBorders>
+              <w:top w:val="single" w:sz="8" w:space="0" w:color="AAB7C8"/>
+              <w:left w:val="single" w:sz="8" w:space="0" w:color="AAB7C8"/>
+              <w:bottom w:val="single" w:sz="8" w:space="0" w:color="AAB7C8"/>
+              <w:right w:val="single" w:sz="8" w:space="0" w:color="AAB7C8"/>
+            </w:tcBorders>
+          </w:tcPr>
+          <w:p>
+            <w:r/>
+            <w:r>
+              <w:rPr>
+                <w:rFonts w:ascii="Aptos" w:hAnsi="Aptos" w:eastAsia="Aptos"/>
+                <w:b w:val="0"/>
+                <w:sz w:val="18"/>
+                <w:color w:val="102033"/>
+              </w:rPr>
+            </w:r>
+          </w:p>
+        </w:tc>
+        <w:tc>
+          <w:tcPr>
+            <w:tcW w:type="dxa" w:w="2664"/>
+            <w:shd w:fill="FFFFFF"/>
+            <w:tcBorders>
+              <w:top w:val="single" w:sz="8" w:space="0" w:color="AAB7C8"/>
+              <w:left w:val="single" w:sz="8" w:space="0" w:color="AAB7C8"/>
+              <w:bottom w:val="single" w:sz="8" w:space="0" w:color="AAB7C8"/>
+              <w:right w:val="single" w:sz="8" w:space="0" w:color="AAB7C8"/>
+            </w:tcBorders>
+          </w:tcPr>
+          <w:p>
+            <w:r/>
+            <w:r>
+              <w:rPr>
+                <w:rFonts w:ascii="Aptos" w:hAnsi="Aptos" w:eastAsia="Aptos"/>
+                <w:b w:val="0"/>
+                <w:sz w:val="18"/>
+                <w:color w:val="102033"/>
+              </w:rPr>
+            </w:r>
+          </w:p>
+        </w:tc>
+      </w:tr>
+    </w:tbl>
     <w:p>
+      <w:pPr>
+        <w:spacing w:before="120" w:after="40"/>
+      </w:pPr>
       <w:r>
         <w:rPr>
+          <w:rFonts w:ascii="Aptos" w:hAnsi="Aptos" w:eastAsia="Aptos"/>
           <w:b/>
           <w:sz w:val="20"/>
+          <w:color w:val="0B1F3A"/>
         </w:rPr>
         <w:t>Design summary / problem being solved</w:t>
       </w:r>
@@ -193,40 +341,39 @@
       <w:tblPr>
         <w:tblW w:type="auto" w:w="0"/>
         <w:jc w:val="center"/>
+        <w:tblLayout w:type="fixed"/>
         <w:tblLook w:firstColumn="1" w:firstRow="1" w:lastColumn="0" w:lastRow="0" w:noHBand="0" w:noVBand="1" w:val="04A0"/>
       </w:tblPr>
       <w:tblGrid>
-        <w:gridCol w:w="10512"/>
+        <w:gridCol w:w="10368"/>
       </w:tblGrid>
       <w:tr>
         <w:tc>
           <w:tcPr>
-            <w:tcW w:type="dxa" w:w="10512"/>
+            <w:tcW w:type="dxa" w:w="10656"/>
+            <w:shd w:fill="FFFFFF"/>
+            <w:tcBorders>
+              <w:top w:val="single" w:sz="8" w:space="0" w:color="AAB7C8"/>
+              <w:left w:val="single" w:sz="8" w:space="0" w:color="AAB7C8"/>
+              <w:bottom w:val="single" w:sz="8" w:space="0" w:color="AAB7C8"/>
+              <w:right w:val="single" w:sz="8" w:space="0" w:color="AAB7C8"/>
+            </w:tcBorders>
             <w:vAlign w:val="top"/>
-            <w:tcBorders>
-              <w:top w:val="single" w:sz="8" w:space="0" w:color="BFC9D6"/>
-              <w:left w:val="single" w:sz="8" w:space="0" w:color="BFC9D6"/>
-              <w:bottom w:val="single" w:sz="8" w:space="0" w:color="BFC9D6"/>
-              <w:right w:val="single" w:sz="8" w:space="0" w:color="BFC9D6"/>
-              <w:insideH w:val="single" w:sz="8" w:space="0" w:color="BFC9D6"/>
-              <w:insideV w:val="single" w:sz="8" w:space="0" w:color="BFC9D6"/>
-            </w:tcBorders>
           </w:tcPr>
-          <w:p>
-            <w:r>
-              <w:br/>
-              <w:br/>
-              <w:br/>
-            </w:r>
-          </w:p>
+          <w:p/>
         </w:tc>
       </w:tr>
     </w:tbl>
     <w:p>
+      <w:pPr>
+        <w:spacing w:before="120" w:after="40"/>
+      </w:pPr>
       <w:r>
         <w:rPr>
+          <w:rFonts w:ascii="Aptos" w:hAnsi="Aptos" w:eastAsia="Aptos"/>
           <w:b/>
           <w:sz w:val="20"/>
+          <w:color w:val="0B1F3A"/>
         </w:rPr>
         <w:t>Strengths observed during review</w:t>
       </w:r>
@@ -235,40 +382,39 @@
       <w:tblPr>
         <w:tblW w:type="auto" w:w="0"/>
         <w:jc w:val="center"/>
+        <w:tblLayout w:type="fixed"/>
         <w:tblLook w:firstColumn="1" w:firstRow="1" w:lastColumn="0" w:lastRow="0" w:noHBand="0" w:noVBand="1" w:val="04A0"/>
       </w:tblPr>
       <w:tblGrid>
-        <w:gridCol w:w="10512"/>
+        <w:gridCol w:w="10368"/>
       </w:tblGrid>
       <w:tr>
         <w:tc>
           <w:tcPr>
-            <w:tcW w:type="dxa" w:w="10512"/>
+            <w:tcW w:type="dxa" w:w="10656"/>
+            <w:shd w:fill="FFFFFF"/>
+            <w:tcBorders>
+              <w:top w:val="single" w:sz="8" w:space="0" w:color="AAB7C8"/>
+              <w:left w:val="single" w:sz="8" w:space="0" w:color="AAB7C8"/>
+              <w:bottom w:val="single" w:sz="8" w:space="0" w:color="AAB7C8"/>
+              <w:right w:val="single" w:sz="8" w:space="0" w:color="AAB7C8"/>
+            </w:tcBorders>
             <w:vAlign w:val="top"/>
-            <w:tcBorders>
-              <w:top w:val="single" w:sz="8" w:space="0" w:color="BFC9D6"/>
-              <w:left w:val="single" w:sz="8" w:space="0" w:color="BFC9D6"/>
-              <w:bottom w:val="single" w:sz="8" w:space="0" w:color="BFC9D6"/>
-              <w:right w:val="single" w:sz="8" w:space="0" w:color="BFC9D6"/>
-              <w:insideH w:val="single" w:sz="8" w:space="0" w:color="BFC9D6"/>
-              <w:insideV w:val="single" w:sz="8" w:space="0" w:color="BFC9D6"/>
-            </w:tcBorders>
           </w:tcPr>
-          <w:p>
-            <w:r>
-              <w:br/>
-              <w:br/>
-              <w:br/>
-            </w:r>
-          </w:p>
+          <w:p/>
         </w:tc>
       </w:tr>
     </w:tbl>
     <w:p>
+      <w:pPr>
+        <w:spacing w:before="120" w:after="40"/>
+      </w:pPr>
       <w:r>
         <w:rPr>
+          <w:rFonts w:ascii="Aptos" w:hAnsi="Aptos" w:eastAsia="Aptos"/>
           <w:b/>
           <w:sz w:val="20"/>
+          <w:color w:val="0B1F3A"/>
         </w:rPr>
         <w:t>Concerns, risks, or unclear decisions</w:t>
       </w:r>
@@ -277,40 +423,39 @@
       <w:tblPr>
         <w:tblW w:type="auto" w:w="0"/>
         <w:jc w:val="center"/>
+        <w:tblLayout w:type="fixed"/>
         <w:tblLook w:firstColumn="1" w:firstRow="1" w:lastColumn="0" w:lastRow="0" w:noHBand="0" w:noVBand="1" w:val="04A0"/>
       </w:tblPr>
       <w:tblGrid>
-        <w:gridCol w:w="10512"/>
+        <w:gridCol w:w="10368"/>
       </w:tblGrid>
       <w:tr>
         <w:tc>
           <w:tcPr>
-            <w:tcW w:type="dxa" w:w="10512"/>
+            <w:tcW w:type="dxa" w:w="10656"/>
+            <w:shd w:fill="FFFFFF"/>
+            <w:tcBorders>
+              <w:top w:val="single" w:sz="8" w:space="0" w:color="AAB7C8"/>
+              <w:left w:val="single" w:sz="8" w:space="0" w:color="AAB7C8"/>
+              <w:bottom w:val="single" w:sz="8" w:space="0" w:color="AAB7C8"/>
+              <w:right w:val="single" w:sz="8" w:space="0" w:color="AAB7C8"/>
+            </w:tcBorders>
             <w:vAlign w:val="top"/>
-            <w:tcBorders>
-              <w:top w:val="single" w:sz="8" w:space="0" w:color="BFC9D6"/>
-              <w:left w:val="single" w:sz="8" w:space="0" w:color="BFC9D6"/>
-              <w:bottom w:val="single" w:sz="8" w:space="0" w:color="BFC9D6"/>
-              <w:right w:val="single" w:sz="8" w:space="0" w:color="BFC9D6"/>
-              <w:insideH w:val="single" w:sz="8" w:space="0" w:color="BFC9D6"/>
-              <w:insideV w:val="single" w:sz="8" w:space="0" w:color="BFC9D6"/>
-            </w:tcBorders>
           </w:tcPr>
-          <w:p>
-            <w:r>
-              <w:br/>
-              <w:br/>
-              <w:br/>
-            </w:r>
-          </w:p>
+          <w:p/>
         </w:tc>
       </w:tr>
     </w:tbl>
     <w:p>
+      <w:pPr>
+        <w:spacing w:before="120" w:after="40"/>
+      </w:pPr>
       <w:r>
         <w:rPr>
+          <w:rFonts w:ascii="Aptos" w:hAnsi="Aptos" w:eastAsia="Aptos"/>
           <w:b/>
           <w:sz w:val="20"/>
+          <w:color w:val="0B1F3A"/>
         </w:rPr>
         <w:t>Questions for the design team</w:t>
       </w:r>
@@ -319,40 +464,39 @@
       <w:tblPr>
         <w:tblW w:type="auto" w:w="0"/>
         <w:jc w:val="center"/>
+        <w:tblLayout w:type="fixed"/>
         <w:tblLook w:firstColumn="1" w:firstRow="1" w:lastColumn="0" w:lastRow="0" w:noHBand="0" w:noVBand="1" w:val="04A0"/>
       </w:tblPr>
       <w:tblGrid>
-        <w:gridCol w:w="10512"/>
+        <w:gridCol w:w="10368"/>
       </w:tblGrid>
       <w:tr>
         <w:tc>
           <w:tcPr>
-            <w:tcW w:type="dxa" w:w="10512"/>
+            <w:tcW w:type="dxa" w:w="10656"/>
+            <w:shd w:fill="FFFFFF"/>
+            <w:tcBorders>
+              <w:top w:val="single" w:sz="8" w:space="0" w:color="AAB7C8"/>
+              <w:left w:val="single" w:sz="8" w:space="0" w:color="AAB7C8"/>
+              <w:bottom w:val="single" w:sz="8" w:space="0" w:color="AAB7C8"/>
+              <w:right w:val="single" w:sz="8" w:space="0" w:color="AAB7C8"/>
+            </w:tcBorders>
             <w:vAlign w:val="top"/>
-            <w:tcBorders>
-              <w:top w:val="single" w:sz="8" w:space="0" w:color="BFC9D6"/>
-              <w:left w:val="single" w:sz="8" w:space="0" w:color="BFC9D6"/>
-              <w:bottom w:val="single" w:sz="8" w:space="0" w:color="BFC9D6"/>
-              <w:right w:val="single" w:sz="8" w:space="0" w:color="BFC9D6"/>
-              <w:insideH w:val="single" w:sz="8" w:space="0" w:color="BFC9D6"/>
-              <w:insideV w:val="single" w:sz="8" w:space="0" w:color="BFC9D6"/>
-            </w:tcBorders>
           </w:tcPr>
-          <w:p>
-            <w:r>
-              <w:br/>
-              <w:br/>
-              <w:br/>
-            </w:r>
-          </w:p>
+          <w:p/>
         </w:tc>
       </w:tr>
     </w:tbl>
     <w:p>
+      <w:pPr>
+        <w:spacing w:before="120" w:after="40"/>
+      </w:pPr>
       <w:r>
         <w:rPr>
+          <w:rFonts w:ascii="Aptos" w:hAnsi="Aptos" w:eastAsia="Aptos"/>
           <w:b/>
           <w:sz w:val="20"/>
+          <w:color w:val="0B1F3A"/>
         </w:rPr>
         <w:t>Required revision / next action</w:t>
       </w:r>
@@ -361,39 +505,33 @@
       <w:tblPr>
         <w:tblW w:type="auto" w:w="0"/>
         <w:jc w:val="center"/>
+        <w:tblLayout w:type="fixed"/>
         <w:tblLook w:firstColumn="1" w:firstRow="1" w:lastColumn="0" w:lastRow="0" w:noHBand="0" w:noVBand="1" w:val="04A0"/>
       </w:tblPr>
       <w:tblGrid>
-        <w:gridCol w:w="10512"/>
+        <w:gridCol w:w="10368"/>
       </w:tblGrid>
       <w:tr>
         <w:tc>
           <w:tcPr>
-            <w:tcW w:type="dxa" w:w="10512"/>
+            <w:tcW w:type="dxa" w:w="10656"/>
+            <w:shd w:fill="FFFFFF"/>
+            <w:tcBorders>
+              <w:top w:val="single" w:sz="8" w:space="0" w:color="AAB7C8"/>
+              <w:left w:val="single" w:sz="8" w:space="0" w:color="AAB7C8"/>
+              <w:bottom w:val="single" w:sz="8" w:space="0" w:color="AAB7C8"/>
+              <w:right w:val="single" w:sz="8" w:space="0" w:color="AAB7C8"/>
+            </w:tcBorders>
             <w:vAlign w:val="top"/>
-            <w:tcBorders>
-              <w:top w:val="single" w:sz="8" w:space="0" w:color="BFC9D6"/>
-              <w:left w:val="single" w:sz="8" w:space="0" w:color="BFC9D6"/>
-              <w:bottom w:val="single" w:sz="8" w:space="0" w:color="BFC9D6"/>
-              <w:right w:val="single" w:sz="8" w:space="0" w:color="BFC9D6"/>
-              <w:insideH w:val="single" w:sz="8" w:space="0" w:color="BFC9D6"/>
-              <w:insideV w:val="single" w:sz="8" w:space="0" w:color="BFC9D6"/>
-            </w:tcBorders>
           </w:tcPr>
-          <w:p>
-            <w:r>
-              <w:br/>
-              <w:br/>
-              <w:br/>
-            </w:r>
-          </w:p>
+          <w:p/>
         </w:tc>
       </w:tr>
     </w:tbl>
     <w:sectPr>
       <w:footerReference w:type="default" r:id="rId9"/>
       <w:pgSz w:w="12240" w:h="15840"/>
-      <w:pgMar w:top="792" w:right="864" w:bottom="936" w:left="864" w:header="720" w:footer="720" w:gutter="0"/>
+      <w:pgMar w:top="792" w:right="792" w:bottom="792" w:left="792" w:header="720" w:footer="720" w:gutter="0"/>
       <w:cols w:space="720"/>
       <w:docGrid w:linePitch="360"/>
     </w:sectPr>
@@ -405,41 +543,17 @@
 <w:ftr xmlns:m="http://schemas.openxmlformats.org/officeDocument/2006/math" xmlns:mc="http://schemas.openxmlformats.org/markup-compatibility/2006" xmlns:mo="http://schemas.microsoft.com/office/mac/office/2008/main" xmlns:mv="urn:schemas-microsoft-com:mac:vml" xmlns:o="urn:schemas-microsoft-com:office:office" xmlns:r="http://schemas.openxmlformats.org/officeDocument/2006/relationships" xmlns:v="urn:schemas-microsoft-com:vml" xmlns:w10="urn:schemas-microsoft-com:office:word" xmlns:w14="http://schemas.microsoft.com/office/word/2010/wordml" xmlns:w="http://schemas.openxmlformats.org/wordprocessingml/2006/main" xmlns:wne="http://schemas.microsoft.com/office/word/2006/wordml" xmlns:wp14="http://schemas.microsoft.com/office/word/2010/wordprocessingDrawing" xmlns:wp="http://schemas.openxmlformats.org/drawingml/2006/wordprocessingDrawing" xmlns:wpc="http://schemas.microsoft.com/office/word/2010/wordprocessingCanvas" xmlns:wpg="http://schemas.microsoft.com/office/word/2010/wordprocessingGroup" xmlns:wpi="http://schemas.microsoft.com/office/word/2010/wordprocessingInk" xmlns:wps="http://schemas.microsoft.com/office/word/2010/wordprocessingShape" mc:Ignorable="w14 wp14">
   <w:p>
     <w:pPr>
-      <w:jc w:val="center"/>
+      <w:pStyle w:val="Footer"/>
+      <w:jc w:val="right"/>
     </w:pPr>
     <w:r>
-      <w:drawing>
-        <wp:inline xmlns:a="http://schemas.openxmlformats.org/drawingml/2006/main" xmlns:pic="http://schemas.openxmlformats.org/drawingml/2006/picture">
-          <wp:extent cx="1143000" cy="341194"/>
-          <wp:docPr id="1" name="Picture 1"/>
-          <wp:cNvGraphicFramePr>
-            <a:graphicFrameLocks noChangeAspect="1"/>
-          </wp:cNvGraphicFramePr>
-          <a:graphic>
-            <a:graphicData uri="http://schemas.openxmlformats.org/drawingml/2006/picture">
-              <pic:pic>
-                <pic:nvPicPr>
-                  <pic:cNvPr id="0" name="lockwoodstem-concept-a1-black-transparent.png"/>
-                  <pic:cNvPicPr/>
-                </pic:nvPicPr>
-                <pic:blipFill>
-                  <a:blip r:embed="rId1"/>
-                  <a:stretch>
-                    <a:fillRect/>
-                  </a:stretch>
-                </pic:blipFill>
-                <pic:spPr>
-                  <a:xfrm>
-                    <a:off x="0" y="0"/>
-                    <a:ext cx="1143000" cy="341194"/>
-                  </a:xfrm>
-                  <a:prstGeom prst="rect"/>
-                </pic:spPr>
-              </pic:pic>
-            </a:graphicData>
-          </a:graphic>
-        </wp:inline>
-      </w:drawing>
+      <w:rPr>
+        <w:rFonts w:ascii="Aptos" w:hAnsi="Aptos" w:eastAsia="Aptos"/>
+        <w:sz w:val="16"/>
+        <w:color w:val="475569"/>
+        <w:color/>
+      </w:rPr>
+      <w:t>LOCKWOODSTEM | Student Engineering Hub</w:t>
     </w:r>
   </w:p>
 </w:ftr>

--- a/downloads/editable-docx/LS-TMP-006_Design_Review_Form.docx
+++ b/downloads/editable-docx/LS-TMP-006_Design_Review_Form.docx
@@ -71,7 +71,6 @@
                 <w:sz w:val="18"/>
                 <w:color w:val="475569"/>
               </w:rPr>
-              <w:t>LS-TMP-006</w:t>
             </w:r>
           </w:p>
         </w:tc>
@@ -530,6 +529,7 @@
     </w:tbl>
     <w:sectPr>
       <w:footerReference w:type="default" r:id="rId9"/>
+      <w:headerReference w:type="default" r:id="rId10"/>
       <w:pgSz w:w="12240" w:h="15840"/>
       <w:pgMar w:top="792" w:right="792" w:bottom="792" w:left="792" w:header="720" w:footer="720" w:gutter="0"/>
       <w:cols w:space="720"/>
@@ -557,6 +557,16 @@
     </w:r>
   </w:p>
 </w:ftr>
+</file>
+
+<file path=word/header1.xml><?xml version="1.0" encoding="utf-8"?>
+<w:hdr xmlns:m="http://schemas.openxmlformats.org/officeDocument/2006/math" xmlns:mc="http://schemas.openxmlformats.org/markup-compatibility/2006" xmlns:mo="http://schemas.microsoft.com/office/mac/office/2008/main" xmlns:mv="urn:schemas-microsoft-com:mac:vml" xmlns:o="urn:schemas-microsoft-com:office:office" xmlns:r="http://schemas.openxmlformats.org/officeDocument/2006/relationships" xmlns:v="urn:schemas-microsoft-com:vml" xmlns:w10="urn:schemas-microsoft-com:office:word" xmlns:w14="http://schemas.microsoft.com/office/word/2010/wordml" xmlns:w="http://schemas.openxmlformats.org/wordprocessingml/2006/main" xmlns:wne="http://schemas.microsoft.com/office/word/2006/wordml" xmlns:wp14="http://schemas.microsoft.com/office/word/2010/wordprocessingDrawing" xmlns:wp="http://schemas.openxmlformats.org/drawingml/2006/wordprocessingDrawing" xmlns:wpc="http://schemas.microsoft.com/office/word/2010/wordprocessingCanvas" xmlns:wpg="http://schemas.microsoft.com/office/word/2010/wordprocessingGroup" xmlns:wpi="http://schemas.microsoft.com/office/word/2010/wordprocessingInk" xmlns:wps="http://schemas.microsoft.com/office/word/2010/wordprocessingShape" mc:Ignorable="w14 wp14">
+  <w:p>
+    <w:pPr>
+      <w:pStyle w:val="Header"/>
+    </w:pPr>
+  </w:p>
+</w:hdr>
 </file>
 
 <file path=word/numbering.xml><?xml version="1.0" encoding="utf-8"?>

--- a/downloads/editable-docx/LS-TMP-006_Design_Review_Form.docx
+++ b/downloads/editable-docx/LS-TMP-006_Design_Review_Form.docx
@@ -50,29 +50,42 @@
             <w:pPr>
               <w:jc w:val="right"/>
             </w:pPr>
-            <w:r/>
             <w:r>
-              <w:rPr>
-                <w:rFonts w:ascii="Aptos" w:hAnsi="Aptos" w:eastAsia="Aptos"/>
-                <w:b/>
-                <w:sz w:val="20"/>
-                <w:color w:val="0B1F3A"/>
-              </w:rPr>
-              <w:t>LOCKWOODSTEM</w:t>
+              <w:drawing>
+                <wp:inline xmlns:a="http://schemas.openxmlformats.org/drawingml/2006/main" xmlns:pic="http://schemas.openxmlformats.org/drawingml/2006/picture">
+                  <wp:extent cx="1051560" cy="313899"/>
+                  <wp:docPr id="1" name="Picture 1"/>
+                  <wp:cNvGraphicFramePr>
+                    <a:graphicFrameLocks noChangeAspect="1"/>
+                  </wp:cNvGraphicFramePr>
+                  <a:graphic>
+                    <a:graphicData uri="http://schemas.openxmlformats.org/drawingml/2006/picture">
+                      <pic:pic>
+                        <pic:nvPicPr>
+                          <pic:cNvPr id="0" name="lockwoodstem-concept-a1-black-transparent.png"/>
+                          <pic:cNvPicPr/>
+                        </pic:nvPicPr>
+                        <pic:blipFill>
+                          <a:blip r:embed="rId11"/>
+                          <a:stretch>
+                            <a:fillRect/>
+                          </a:stretch>
+                        </pic:blipFill>
+                        <pic:spPr>
+                          <a:xfrm>
+                            <a:off x="0" y="0"/>
+                            <a:ext cx="1051560" cy="313899"/>
+                          </a:xfrm>
+                          <a:prstGeom prst="rect"/>
+                        </pic:spPr>
+                      </pic:pic>
+                    </a:graphicData>
+                  </a:graphic>
+                </wp:inline>
+              </w:drawing>
             </w:r>
           </w:p>
-          <w:p>
-            <w:pPr>
-              <w:jc w:val="right"/>
-            </w:pPr>
-            <w:r>
-              <w:rPr>
-                <w:rFonts w:ascii="Aptos" w:hAnsi="Aptos" w:eastAsia="Aptos"/>
-                <w:sz w:val="18"/>
-                <w:color w:val="475569"/>
-              </w:rPr>
-            </w:r>
-          </w:p>
+          <w:p/>
         </w:tc>
       </w:tr>
     </w:tbl>
